--- a/samples/sample_report.docx
+++ b/samples/sample_report.docx
@@ -1964,7 +1964,7 @@
     <w:p/>
     <w:p>
       <w:r>
-        <w:t>A 15% discount for lack of marketability is applied to the subsidiary's equity value because the shares are unlisted and a minority buyer would face a long sale process. Liquidation values apply recovery percentages that reflect a forced sale within the liquidation timeline.</w:t>
+        <w:t>A 15% discount for lack of marketability is applied to the subsidiary's equity value because the shares are unlisted and a buyer would face a long sale process. Liquidation values apply recovery percentages that reflect a forced sale within the liquidation timeline.</w:t>
       </w:r>
     </w:p>
     <w:p>
